--- a/docs/MiniGDD.docx
+++ b/docs/MiniGDD.docx
@@ -14,7 +14,7 @@
           <w:b/>
           <w:bCs/>
         </w:rPr>
-        <w:t xml:space="preserve">Game Design Document: Project </w:t>
+        <w:t>Game Design Document: Project "Split" (Working Title)</w:t>
       </w:r>
     </w:p>
     <w:p>
@@ -194,6 +194,29 @@
     </w:p>
     <w:p>
       <w:pPr>
+        <w:numPr>
+          <w:ilvl w:val="0"/>
+          <w:numId w:val="2"/>
+        </w:numPr>
+        <w:rPr>
+          <w:b/>
+          <w:bCs/>
+        </w:rPr>
+      </w:pPr>
+      <w:r>
+        <w:t>[Optional Expansion]: Acquire the Garage Key to secure the ladder from the garage to scale the exterior fences and escape.</w:t>
+      </w:r>
+    </w:p>
+    <w:p>
+      <w:pPr>
+        <w:rPr>
+          <w:b/>
+          <w:bCs/>
+        </w:rPr>
+      </w:pPr>
+    </w:p>
+    <w:p>
+      <w:pPr>
         <w:rPr>
           <w:b/>
           <w:bCs/>
@@ -254,37 +277,49 @@
           <w:i/>
           <w:iCs/>
         </w:rPr>
-        <w:t xml:space="preserve">A </w:t>
-      </w:r>
-      <w:proofErr w:type="spellStart"/>
+        <w:t xml:space="preserve">A GameManager Autoload script generates a randomized </w:t>
+      </w:r>
       <w:r>
         <w:rPr>
           <w:i/>
           <w:iCs/>
         </w:rPr>
-        <w:t>GameManager</w:t>
-      </w:r>
-      <w:proofErr w:type="spellEnd"/>
+        <w:t>3</w:t>
+      </w:r>
       <w:r>
         <w:rPr>
           <w:i/>
           <w:iCs/>
         </w:rPr>
-        <w:t xml:space="preserve"> Autoload script generates a randomized </w:t>
-      </w:r>
-      <w:r>
+        <w:t>-digit array at the start of each session. Each digit is assigned to a specific environmental puzzle (UV Wall, Floorboard, Diary)</w:t>
+      </w:r>
+    </w:p>
+    <w:p>
+      <w:pPr>
+        <w:numPr>
+          <w:ilvl w:val="1"/>
+          <w:numId w:val="3"/>
+        </w:numPr>
         <w:rPr>
           <w:i/>
           <w:iCs/>
         </w:rPr>
-        <w:t>3</w:t>
-      </w:r>
-      <w:r>
-        <w:rPr>
+      </w:pPr>
+      <w:r>
+        <w:rPr>
+          <w:b/>
+          <w:bCs/>
           <w:i/>
           <w:iCs/>
         </w:rPr>
-        <w:t>-digit array at the start of each session. Each digit is assigned to a specific environmental puzzle (UV Wall, Floorboard, Diary)</w:t>
+        <w:t>[Optional Expansion]:</w:t>
+      </w:r>
+      <w:r>
+        <w:rPr>
+          <w:i/>
+          <w:iCs/>
+        </w:rPr>
+        <w:t xml:space="preserve"> These puzzles are located randomly to suitable places to ensure replayability.</w:t>
       </w:r>
     </w:p>
     <w:p>
@@ -327,6 +362,7 @@
           <w:b/>
           <w:bCs/>
         </w:rPr>
+        <w:lastRenderedPageBreak/>
         <w:t>Inventory System:</w:t>
       </w:r>
       <w:r>
@@ -359,9 +395,9 @@
         <w:tblLook w:val="04A0" w:firstRow="1" w:lastRow="0" w:firstColumn="1" w:lastColumn="0" w:noHBand="0" w:noVBand="1"/>
       </w:tblPr>
       <w:tblGrid>
-        <w:gridCol w:w="1943"/>
+        <w:gridCol w:w="1948"/>
         <w:gridCol w:w="2026"/>
-        <w:gridCol w:w="5087"/>
+        <w:gridCol w:w="5082"/>
       </w:tblGrid>
       <w:tr>
         <w:trPr>
@@ -392,7 +428,6 @@
                 <w:b/>
                 <w:bCs/>
               </w:rPr>
-              <w:lastRenderedPageBreak/>
               <w:t>Item / Clue</w:t>
             </w:r>
           </w:p>
@@ -535,15 +570,7 @@
           </w:tcPr>
           <w:p>
             <w:r>
-              <w:t xml:space="preserve">Silence the stress sources </w:t>
-            </w:r>
-            <w:proofErr w:type="gramStart"/>
-            <w:r>
-              <w:t>in a given</w:t>
-            </w:r>
-            <w:proofErr w:type="gramEnd"/>
-            <w:r>
-              <w:t xml:space="preserve"> time to obtain the UV Flashlight item that can be used to search for an invisible number on the walls. The letter will be reflected on the ground if the wall’s surface is unseen.</w:t>
+              <w:t>Silence the stress sources in a given time to obtain the UV Flashlight item that can be used to search for an invisible number on the walls. The letter will be reflected on the ground if the wall’s surface is unseen.</w:t>
             </w:r>
           </w:p>
         </w:tc>
@@ -624,31 +651,7 @@
           </w:tcPr>
           <w:p>
             <w:r>
-              <w:t xml:space="preserve">Obtain Crowbar from Forgetful. Locate off-color floorboard (Modulate adjusted) with audio cue. Use </w:t>
-            </w:r>
-            <w:proofErr w:type="spellStart"/>
-            <w:r>
-              <w:t>TileMap</w:t>
-            </w:r>
-            <w:proofErr w:type="spellEnd"/>
-            <w:r>
-              <w:t xml:space="preserve"> </w:t>
-            </w:r>
-            <w:proofErr w:type="spellStart"/>
-            <w:r>
-              <w:t>set_</w:t>
-            </w:r>
-            <w:proofErr w:type="gramStart"/>
-            <w:r>
-              <w:t>cell</w:t>
-            </w:r>
-            <w:proofErr w:type="spellEnd"/>
-            <w:r>
-              <w:t>(</w:t>
-            </w:r>
-            <w:proofErr w:type="gramEnd"/>
-            <w:r>
-              <w:t>) to erase the wooden tile and reveal the dirt tile beneath.</w:t>
+              <w:t>Obtain Crowbar from Forgetful. Locate off-color floorboard (Modulate adjusted) with audio cue. Use TileMap set_cell() to erase the wooden tile and reveal the dirt tile beneath.</w:t>
             </w:r>
           </w:p>
         </w:tc>
@@ -734,6 +737,100 @@
           </w:p>
         </w:tc>
       </w:tr>
+      <w:tr>
+        <w:trPr>
+          <w:tblCellSpacing w:w="15" w:type="dxa"/>
+        </w:trPr>
+        <w:tc>
+          <w:tcPr>
+            <w:tcW w:w="0" w:type="auto"/>
+            <w:tcBorders>
+              <w:top w:val="single" w:sz="6" w:space="0" w:color="C4C7C5"/>
+              <w:left w:val="single" w:sz="6" w:space="0" w:color="C4C7C5"/>
+              <w:bottom w:val="single" w:sz="6" w:space="0" w:color="C4C7C5"/>
+              <w:right w:val="single" w:sz="6" w:space="0" w:color="C4C7C5"/>
+            </w:tcBorders>
+            <w:tcMar>
+              <w:top w:w="120" w:type="dxa"/>
+              <w:left w:w="180" w:type="dxa"/>
+              <w:bottom w:w="120" w:type="dxa"/>
+              <w:right w:w="180" w:type="dxa"/>
+            </w:tcMar>
+            <w:vAlign w:val="center"/>
+            <w:hideMark/>
+          </w:tcPr>
+          <w:p>
+            <w:r>
+              <w:rPr>
+                <w:b/>
+                <w:bCs/>
+              </w:rPr>
+              <w:t xml:space="preserve">[Optional] </w:t>
+            </w:r>
+            <w:r>
+              <w:rPr>
+                <w:b/>
+                <w:bCs/>
+              </w:rPr>
+              <w:t>Garage Key (Ladder)</w:t>
+            </w:r>
+          </w:p>
+        </w:tc>
+        <w:tc>
+          <w:tcPr>
+            <w:tcW w:w="0" w:type="auto"/>
+            <w:tcBorders>
+              <w:top w:val="single" w:sz="6" w:space="0" w:color="C4C7C5"/>
+              <w:left w:val="single" w:sz="6" w:space="0" w:color="C4C7C5"/>
+              <w:bottom w:val="single" w:sz="6" w:space="0" w:color="C4C7C5"/>
+              <w:right w:val="single" w:sz="6" w:space="0" w:color="C4C7C5"/>
+            </w:tcBorders>
+            <w:tcMar>
+              <w:top w:w="120" w:type="dxa"/>
+              <w:left w:w="180" w:type="dxa"/>
+              <w:bottom w:w="120" w:type="dxa"/>
+              <w:right w:w="180" w:type="dxa"/>
+            </w:tcMar>
+            <w:vAlign w:val="center"/>
+            <w:hideMark/>
+          </w:tcPr>
+          <w:p>
+            <w:r>
+              <w:t>Neat Freak</w:t>
+            </w:r>
+          </w:p>
+        </w:tc>
+        <w:tc>
+          <w:tcPr>
+            <w:tcW w:w="0" w:type="auto"/>
+            <w:tcBorders>
+              <w:top w:val="single" w:sz="6" w:space="0" w:color="C4C7C5"/>
+              <w:left w:val="single" w:sz="6" w:space="0" w:color="C4C7C5"/>
+              <w:bottom w:val="single" w:sz="6" w:space="0" w:color="C4C7C5"/>
+              <w:right w:val="single" w:sz="6" w:space="0" w:color="C4C7C5"/>
+            </w:tcBorders>
+            <w:tcMar>
+              <w:top w:w="120" w:type="dxa"/>
+              <w:left w:w="180" w:type="dxa"/>
+              <w:bottom w:w="120" w:type="dxa"/>
+              <w:right w:w="180" w:type="dxa"/>
+            </w:tcMar>
+            <w:vAlign w:val="center"/>
+            <w:hideMark/>
+          </w:tcPr>
+          <w:p>
+            <w:r>
+              <w:t>Drop a dirty item to freeze the Neat Freak for 30 seconds. Steal the keys from his belt while he cleans.</w:t>
+            </w:r>
+            <w:r>
+              <w:t xml:space="preserve"> </w:t>
+            </w:r>
+            <w:r>
+              <w:t>Required to access the garage and obtain the ladder to scale the fence.</w:t>
+            </w:r>
+          </w:p>
+        </w:tc>
+      </w:tr>
     </w:tbl>
     <w:p>
       <w:pPr>
@@ -853,6 +950,7 @@
           <w:b/>
           <w:bCs/>
         </w:rPr>
+        <w:lastRenderedPageBreak/>
         <w:t>3.</w:t>
       </w:r>
       <w:r>
@@ -903,15 +1001,7 @@
         <w:t>Mechanic (Stealth):</w:t>
       </w:r>
       <w:r>
-        <w:t xml:space="preserve"> No distractions work. </w:t>
-      </w:r>
-      <w:proofErr w:type="gramStart"/>
-      <w:r>
-        <w:t>Player</w:t>
-      </w:r>
-      <w:proofErr w:type="gramEnd"/>
-      <w:r>
-        <w:t xml:space="preserve"> must use environmental hiding spots (press 'E' to disable player sprite/collision) to collect torn diary pages.</w:t>
+        <w:t xml:space="preserve"> No distractions work. Player must use environmental hiding spots (press 'E' to disable player sprite/collision) to collect torn diary pages.</w:t>
       </w:r>
     </w:p>
     <w:p>
@@ -980,7 +1070,6 @@
           <w:b/>
           <w:bCs/>
         </w:rPr>
-        <w:lastRenderedPageBreak/>
         <w:t>Clue:</w:t>
       </w:r>
       <w:r>
@@ -1058,7 +1147,91 @@
         <w:t xml:space="preserve"> and immediate lockdown.</w:t>
       </w:r>
     </w:p>
+    <w:p>
+      <w:pPr>
+        <w:rPr>
+          <w:b/>
+          <w:bCs/>
+        </w:rPr>
+      </w:pPr>
+      <w:r>
+        <w:rPr>
+          <w:b/>
+          <w:bCs/>
+        </w:rPr>
+        <w:t>3.4 [Optional Expansion]</w:t>
+      </w:r>
+      <w:r>
+        <w:rPr>
+          <w:b/>
+          <w:bCs/>
+        </w:rPr>
+        <w:t xml:space="preserve"> </w:t>
+      </w:r>
+      <w:r>
+        <w:rPr>
+          <w:b/>
+          <w:bCs/>
+        </w:rPr>
+        <w:t>The Neat Freak</w:t>
+      </w:r>
+    </w:p>
+    <w:p>
+      <w:pPr>
+        <w:numPr>
+          <w:ilvl w:val="0"/>
+          <w:numId w:val="6"/>
+        </w:numPr>
+      </w:pPr>
+      <w:r>
+        <w:rPr>
+          <w:b/>
+          <w:bCs/>
+        </w:rPr>
+        <w:t>Clue:</w:t>
+      </w:r>
+      <w:r>
+        <w:t xml:space="preserve"> Walks slowly and systematically; mutters about dirt.</w:t>
+      </w:r>
+    </w:p>
+    <w:p>
+      <w:pPr>
+        <w:numPr>
+          <w:ilvl w:val="0"/>
+          <w:numId w:val="6"/>
+        </w:numPr>
+      </w:pPr>
+      <w:r>
+        <w:rPr>
+          <w:b/>
+          <w:bCs/>
+        </w:rPr>
+        <w:t>Mechanic (Distraction):</w:t>
+      </w:r>
+      <w:r>
+        <w:t xml:space="preserve"> Player drops a dirty item from inventory. Antagonist freezes for 30 seconds to clean it, allowing the player to steal the Car Keys from his belt.</w:t>
+      </w:r>
+    </w:p>
+    <w:p>
+      <w:pPr>
+        <w:numPr>
+          <w:ilvl w:val="0"/>
+          <w:numId w:val="6"/>
+        </w:numPr>
+      </w:pPr>
+      <w:r>
+        <w:rPr>
+          <w:b/>
+          <w:bCs/>
+        </w:rPr>
+        <w:t>Fail State:</w:t>
+      </w:r>
+      <w:r>
+        <w:t xml:space="preserve"> Holding a dirty item in his line of sight triggers immediate lockdown.</w:t>
+      </w:r>
+    </w:p>
     <w:p/>
+    <w:p/>
     <w:p>
       <w:pPr>
         <w:rPr>
@@ -1083,20 +1256,12 @@
         <w:t>Character Generation:</w:t>
       </w:r>
       <w:r>
-        <w:t xml:space="preserve"> The enemy's sprite sheet will be generated using the Universal LPC </w:t>
-      </w:r>
-      <w:proofErr w:type="spellStart"/>
-      <w:r>
-        <w:t>Spritesheet</w:t>
-      </w:r>
-      <w:proofErr w:type="spellEnd"/>
-      <w:r>
-        <w:t xml:space="preserve"> Generator</w:t>
+        <w:t xml:space="preserve"> The enemy's sprite sheet will be generated using the Universal LPC Spritesheet Generator</w:t>
       </w:r>
       <w:r>
         <w:t xml:space="preserve"> ( </w:t>
       </w:r>
-      <w:hyperlink r:id="rId5" w:history="1">
+      <w:hyperlink r:id="rId5" w:anchor="sex=male&amp;body=Body_Color_light&amp;head=Human_Male_light&amp;expression=Neutral_light&amp;shadow=Shadow_brow" w:history="1">
         <w:r>
           <w:rPr>
             <w:rStyle w:val="Hyperlink"/>
@@ -1129,6 +1294,7 @@
     </w:p>
     <w:p>
       <w:r>
+        <w:lastRenderedPageBreak/>
         <w:t>Interior of the house</w:t>
       </w:r>
       <w:r>
@@ -1324,7 +1490,14 @@
         </w:r>
       </w:hyperlink>
     </w:p>
-    <w:p/>
+    <w:p>
+      <w:pPr>
+        <w:rPr>
+          <w:i/>
+          <w:iCs/>
+        </w:rPr>
+      </w:pPr>
+    </w:p>
     <w:sectPr>
       <w:pgSz w:w="11906" w:h="16838"/>
       <w:pgMar w:top="1417" w:right="1417" w:bottom="1417" w:left="1417" w:header="708" w:footer="708" w:gutter="0"/>
@@ -3510,6 +3683,7 @@
   <w:style w:type="character" w:default="1" w:styleId="Absatz-Standardschriftart">
     <w:name w:val="Default Paragraph Font"/>
     <w:uiPriority w:val="1"/>
+    <w:semiHidden/>
     <w:unhideWhenUsed/>
   </w:style>
   <w:style w:type="table" w:default="1" w:styleId="NormaleTabelle">
@@ -3927,18 +4101,6 @@
       <w:lang w:val="en-US"/>
     </w:rPr>
   </w:style>
-  <w:style w:type="character" w:styleId="BesuchterLink">
-    <w:name w:val="FollowedHyperlink"/>
-    <w:basedOn w:val="Absatz-Standardschriftart"/>
-    <w:uiPriority w:val="99"/>
-    <w:semiHidden/>
-    <w:unhideWhenUsed/>
-    <w:rsid w:val="007C6526"/>
-    <w:rPr>
-      <w:color w:val="96607D" w:themeColor="followedHyperlink"/>
-      <w:u w:val="single"/>
-    </w:rPr>
-  </w:style>
 </w:styles>
 </file>
 

--- a/docs/MiniGDD.docx
+++ b/docs/MiniGDD.docx
@@ -123,58 +123,8 @@
         <w:rPr>
           <w:rFonts w:ascii="Times New Roman" w:hAnsi="Times New Roman"/>
         </w:rPr>
-        <w:t xml:space="preserve">1. </w:t>
-      </w:r>
-      <w:proofErr w:type="spellStart"/>
-      <w:r>
-        <w:rPr>
-          <w:rFonts w:ascii="Times New Roman" w:hAnsi="Times New Roman"/>
-        </w:rPr>
-        <w:t>Concept</w:t>
-      </w:r>
-      <w:proofErr w:type="spellEnd"/>
-      <w:r>
-        <w:rPr>
-          <w:rFonts w:ascii="Times New Roman" w:hAnsi="Times New Roman"/>
-        </w:rPr>
-        <w:t xml:space="preserve">, </w:t>
-      </w:r>
-      <w:proofErr w:type="spellStart"/>
-      <w:r>
-        <w:rPr>
-          <w:rFonts w:ascii="Times New Roman" w:hAnsi="Times New Roman"/>
-        </w:rPr>
-        <w:t>Goal</w:t>
-      </w:r>
-      <w:proofErr w:type="spellEnd"/>
-      <w:r>
-        <w:rPr>
-          <w:rFonts w:ascii="Times New Roman" w:hAnsi="Times New Roman"/>
-        </w:rPr>
-        <w:t xml:space="preserve"> </w:t>
-      </w:r>
-      <w:proofErr w:type="spellStart"/>
-      <w:r>
-        <w:rPr>
-          <w:rFonts w:ascii="Times New Roman" w:hAnsi="Times New Roman"/>
-        </w:rPr>
-        <w:t>and</w:t>
-      </w:r>
-      <w:proofErr w:type="spellEnd"/>
-      <w:r>
-        <w:rPr>
-          <w:rFonts w:ascii="Times New Roman" w:hAnsi="Times New Roman"/>
-        </w:rPr>
-        <w:t xml:space="preserve"> </w:t>
-      </w:r>
-      <w:proofErr w:type="spellStart"/>
-      <w:r>
-        <w:rPr>
-          <w:rFonts w:ascii="Times New Roman" w:hAnsi="Times New Roman"/>
-        </w:rPr>
-        <w:t>Scope</w:t>
-      </w:r>
-      <w:proofErr w:type="spellEnd"/>
+        <w:t>1. Concept, Goal and Scope</w:t>
+      </w:r>
     </w:p>
     <w:p>
       <w:pPr>
@@ -212,16 +162,8 @@
         <w:rPr>
           <w:rFonts w:ascii="Times New Roman" w:hAnsi="Times New Roman"/>
         </w:rPr>
-        <w:t xml:space="preserve">1.1 </w:t>
-      </w:r>
-      <w:proofErr w:type="spellStart"/>
-      <w:r>
-        <w:rPr>
-          <w:rFonts w:ascii="Times New Roman" w:hAnsi="Times New Roman"/>
-        </w:rPr>
-        <w:t>Objective</w:t>
-      </w:r>
-      <w:proofErr w:type="spellEnd"/>
+        <w:t>1.1 Objective</w:t>
+      </w:r>
     </w:p>
     <w:p>
       <w:pPr>
@@ -287,7 +229,23 @@
           <w:sz w:val="22"/>
           <w:szCs w:val="22"/>
         </w:rPr>
-        <w:t>From then on the run alternates Day (90s), an escort window (5s) and Night (15s). Play happens during the day. The escort window is the captor walking her back to her room, and it is deliberately visible</w:t>
+        <w:t>From then on the run alternates Day (</w:t>
+      </w:r>
+      <w:r>
+        <w:rPr>
+          <w:rFonts w:ascii="Times New Roman" w:hAnsi="Times New Roman"/>
+          <w:sz w:val="22"/>
+          <w:szCs w:val="22"/>
+        </w:rPr>
+        <w:t>11</w:t>
+      </w:r>
+      <w:r>
+        <w:rPr>
+          <w:rFonts w:ascii="Times New Roman" w:hAnsi="Times New Roman"/>
+          <w:sz w:val="22"/>
+          <w:szCs w:val="22"/>
+        </w:rPr>
+        <w:t>0s), an escort window (5s) and Night (15s). Play happens during the day. The escort window is the captor walking her back to her room, and it is deliberately visible</w:t>
       </w:r>
       <w:r>
         <w:rPr>
@@ -520,12 +478,6 @@
           <w:insideH w:val="single" w:sz="4" w:space="0" w:color="BFBFBF"/>
           <w:insideV w:val="single" w:sz="4" w:space="0" w:color="BFBFBF"/>
         </w:tblBorders>
-        <w:tblCellMar>
-          <w:top w:w="0" w:type="dxa"/>
-          <w:left w:w="0" w:type="dxa"/>
-          <w:bottom w:w="0" w:type="dxa"/>
-          <w:right w:w="0" w:type="dxa"/>
-        </w:tblCellMar>
         <w:tblLook w:val="04A0" w:firstRow="1" w:lastRow="0" w:firstColumn="1" w:lastColumn="0" w:noHBand="0" w:noVBand="1"/>
       </w:tblPr>
       <w:tblGrid>
@@ -535,14 +487,6 @@
         <w:gridCol w:w="1750"/>
       </w:tblGrid>
       <w:tr>
-        <w:tblPrEx>
-          <w:tblCellMar>
-            <w:top w:w="0" w:type="dxa"/>
-            <w:left w:w="0" w:type="dxa"/>
-            <w:bottom w:w="0" w:type="dxa"/>
-            <w:right w:w="0" w:type="dxa"/>
-          </w:tblCellMar>
-        </w:tblPrEx>
         <w:tc>
           <w:tcPr>
             <w:tcW w:w="0" w:type="auto"/>
@@ -637,14 +581,6 @@
         </w:tc>
       </w:tr>
       <w:tr>
-        <w:tblPrEx>
-          <w:tblCellMar>
-            <w:top w:w="0" w:type="dxa"/>
-            <w:left w:w="0" w:type="dxa"/>
-            <w:bottom w:w="0" w:type="dxa"/>
-            <w:right w:w="0" w:type="dxa"/>
-          </w:tblCellMar>
-        </w:tblPrEx>
         <w:tc>
           <w:tcPr>
             <w:tcW w:w="0" w:type="auto"/>
@@ -735,14 +671,6 @@
         </w:tc>
       </w:tr>
       <w:tr>
-        <w:tblPrEx>
-          <w:tblCellMar>
-            <w:top w:w="0" w:type="dxa"/>
-            <w:left w:w="0" w:type="dxa"/>
-            <w:bottom w:w="0" w:type="dxa"/>
-            <w:right w:w="0" w:type="dxa"/>
-          </w:tblCellMar>
-        </w:tblPrEx>
         <w:tc>
           <w:tcPr>
             <w:tcW w:w="0" w:type="auto"/>
@@ -833,14 +761,6 @@
         </w:tc>
       </w:tr>
       <w:tr>
-        <w:tblPrEx>
-          <w:tblCellMar>
-            <w:top w:w="0" w:type="dxa"/>
-            <w:left w:w="0" w:type="dxa"/>
-            <w:bottom w:w="0" w:type="dxa"/>
-            <w:right w:w="0" w:type="dxa"/>
-          </w:tblCellMar>
-        </w:tblPrEx>
         <w:tc>
           <w:tcPr>
             <w:tcW w:w="0" w:type="auto"/>
@@ -1120,12 +1040,6 @@
           <w:insideH w:val="single" w:sz="4" w:space="0" w:color="BFBFBF"/>
           <w:insideV w:val="single" w:sz="4" w:space="0" w:color="BFBFBF"/>
         </w:tblBorders>
-        <w:tblCellMar>
-          <w:top w:w="0" w:type="dxa"/>
-          <w:left w:w="0" w:type="dxa"/>
-          <w:bottom w:w="0" w:type="dxa"/>
-          <w:right w:w="0" w:type="dxa"/>
-        </w:tblCellMar>
         <w:tblLook w:val="04A0" w:firstRow="1" w:lastRow="0" w:firstColumn="1" w:lastColumn="0" w:noHBand="0" w:noVBand="1"/>
       </w:tblPr>
       <w:tblGrid>
@@ -1135,14 +1049,6 @@
         <w:gridCol w:w="3055"/>
       </w:tblGrid>
       <w:tr>
-        <w:tblPrEx>
-          <w:tblCellMar>
-            <w:top w:w="0" w:type="dxa"/>
-            <w:left w:w="0" w:type="dxa"/>
-            <w:bottom w:w="0" w:type="dxa"/>
-            <w:right w:w="0" w:type="dxa"/>
-          </w:tblCellMar>
-        </w:tblPrEx>
         <w:tc>
           <w:tcPr>
             <w:tcW w:w="0" w:type="auto"/>
@@ -1232,14 +1138,6 @@
         </w:tc>
       </w:tr>
       <w:tr>
-        <w:tblPrEx>
-          <w:tblCellMar>
-            <w:top w:w="0" w:type="dxa"/>
-            <w:left w:w="0" w:type="dxa"/>
-            <w:bottom w:w="0" w:type="dxa"/>
-            <w:right w:w="0" w:type="dxa"/>
-          </w:tblCellMar>
-        </w:tblPrEx>
         <w:tc>
           <w:tcPr>
             <w:tcW w:w="0" w:type="auto"/>
@@ -1330,14 +1228,6 @@
         </w:tc>
       </w:tr>
       <w:tr>
-        <w:tblPrEx>
-          <w:tblCellMar>
-            <w:top w:w="0" w:type="dxa"/>
-            <w:left w:w="0" w:type="dxa"/>
-            <w:bottom w:w="0" w:type="dxa"/>
-            <w:right w:w="0" w:type="dxa"/>
-          </w:tblCellMar>
-        </w:tblPrEx>
         <w:tc>
           <w:tcPr>
             <w:tcW w:w="0" w:type="auto"/>
@@ -1428,14 +1318,6 @@
         </w:tc>
       </w:tr>
       <w:tr>
-        <w:tblPrEx>
-          <w:tblCellMar>
-            <w:top w:w="0" w:type="dxa"/>
-            <w:left w:w="0" w:type="dxa"/>
-            <w:bottom w:w="0" w:type="dxa"/>
-            <w:right w:w="0" w:type="dxa"/>
-          </w:tblCellMar>
-        </w:tblPrEx>
         <w:tc>
           <w:tcPr>
             <w:tcW w:w="0" w:type="auto"/>
@@ -1558,14 +1440,6 @@
         </w:tc>
       </w:tr>
       <w:tr>
-        <w:tblPrEx>
-          <w:tblCellMar>
-            <w:top w:w="0" w:type="dxa"/>
-            <w:left w:w="0" w:type="dxa"/>
-            <w:bottom w:w="0" w:type="dxa"/>
-            <w:right w:w="0" w:type="dxa"/>
-          </w:tblCellMar>
-        </w:tblPrEx>
         <w:tc>
           <w:tcPr>
             <w:tcW w:w="0" w:type="auto"/>
@@ -1657,14 +1531,6 @@
         </w:tc>
       </w:tr>
       <w:tr>
-        <w:tblPrEx>
-          <w:tblCellMar>
-            <w:top w:w="0" w:type="dxa"/>
-            <w:left w:w="0" w:type="dxa"/>
-            <w:bottom w:w="0" w:type="dxa"/>
-            <w:right w:w="0" w:type="dxa"/>
-          </w:tblCellMar>
-        </w:tblPrEx>
         <w:tc>
           <w:tcPr>
             <w:tcW w:w="0" w:type="auto"/>
@@ -3195,6 +3061,7 @@
   <w:style w:type="character" w:default="1" w:styleId="VarsaylanParagrafYazTipi">
     <w:name w:val="Default Paragraph Font"/>
     <w:uiPriority w:val="1"/>
+    <w:semiHidden/>
     <w:unhideWhenUsed/>
   </w:style>
   <w:style w:type="table" w:default="1" w:styleId="NormalTablo">

--- a/docs/MiniGDD.docx
+++ b/docs/MiniGDD.docx
@@ -36,7 +36,7 @@
           <w:sz w:val="24"/>
           <w:szCs w:val="24"/>
         </w:rPr>
-        <w:t>-----</w:t>
+        <w:t>Too Many Faces</w:t>
       </w:r>
       <w:r>
         <w:rPr>
@@ -140,7 +140,7 @@
           <w:sz w:val="22"/>
           <w:szCs w:val="22"/>
         </w:rPr>
-        <w:t>-----</w:t>
+        <w:t>Too Many Faces</w:t>
       </w:r>
       <w:r>
         <w:rPr>

--- a/docs/MiniGDD.docx
+++ b/docs/MiniGDD.docx
@@ -24,6 +24,29 @@
       <w:pPr>
         <w:rPr>
           <w:rFonts w:ascii="Times New Roman" w:hAnsi="Times New Roman"/>
+          <w:b/>
+          <w:bCs/>
+          <w:color w:val="0E2841" w:themeColor="text2"/>
+          <w:sz w:val="28"/>
+          <w:szCs w:val="28"/>
+        </w:rPr>
+      </w:pPr>
+      <w:r>
+        <w:rPr>
+          <w:rFonts w:ascii="Times New Roman" w:hAnsi="Times New Roman"/>
+          <w:b/>
+          <w:bCs/>
+          <w:color w:val="0E2841" w:themeColor="text2"/>
+          <w:sz w:val="28"/>
+          <w:szCs w:val="28"/>
+        </w:rPr>
+        <w:t xml:space="preserve">Too Many Faces  </w:t>
+      </w:r>
+    </w:p>
+    <w:p>
+      <w:pPr>
+        <w:rPr>
+          <w:rFonts w:ascii="Times New Roman" w:hAnsi="Times New Roman"/>
           <w:color w:val="0E2841" w:themeColor="text2"/>
           <w:sz w:val="24"/>
           <w:szCs w:val="24"/>
@@ -36,16 +59,7 @@
           <w:sz w:val="24"/>
           <w:szCs w:val="24"/>
         </w:rPr>
-        <w:t>Too Many Faces</w:t>
-      </w:r>
-      <w:r>
-        <w:rPr>
-          <w:rFonts w:ascii="Times New Roman" w:hAnsi="Times New Roman"/>
-          <w:color w:val="0E2841" w:themeColor="text2"/>
-          <w:sz w:val="24"/>
-          <w:szCs w:val="24"/>
-        </w:rPr>
-        <w:t xml:space="preserve">  INF2556 Game Development, Final Project</w:t>
+        <w:t>INF2556 Game Development, Final Project</w:t>
       </w:r>
     </w:p>
     <w:p>
@@ -123,8 +137,58 @@
         <w:rPr>
           <w:rFonts w:ascii="Times New Roman" w:hAnsi="Times New Roman"/>
         </w:rPr>
-        <w:t>1. Concept, Goal and Scope</w:t>
-      </w:r>
+        <w:t xml:space="preserve">1. </w:t>
+      </w:r>
+      <w:proofErr w:type="spellStart"/>
+      <w:r>
+        <w:rPr>
+          <w:rFonts w:ascii="Times New Roman" w:hAnsi="Times New Roman"/>
+        </w:rPr>
+        <w:t>Concept</w:t>
+      </w:r>
+      <w:proofErr w:type="spellEnd"/>
+      <w:r>
+        <w:rPr>
+          <w:rFonts w:ascii="Times New Roman" w:hAnsi="Times New Roman"/>
+        </w:rPr>
+        <w:t xml:space="preserve">, </w:t>
+      </w:r>
+      <w:proofErr w:type="spellStart"/>
+      <w:r>
+        <w:rPr>
+          <w:rFonts w:ascii="Times New Roman" w:hAnsi="Times New Roman"/>
+        </w:rPr>
+        <w:t>Goal</w:t>
+      </w:r>
+      <w:proofErr w:type="spellEnd"/>
+      <w:r>
+        <w:rPr>
+          <w:rFonts w:ascii="Times New Roman" w:hAnsi="Times New Roman"/>
+        </w:rPr>
+        <w:t xml:space="preserve"> </w:t>
+      </w:r>
+      <w:proofErr w:type="spellStart"/>
+      <w:r>
+        <w:rPr>
+          <w:rFonts w:ascii="Times New Roman" w:hAnsi="Times New Roman"/>
+        </w:rPr>
+        <w:t>and</w:t>
+      </w:r>
+      <w:proofErr w:type="spellEnd"/>
+      <w:r>
+        <w:rPr>
+          <w:rFonts w:ascii="Times New Roman" w:hAnsi="Times New Roman"/>
+        </w:rPr>
+        <w:t xml:space="preserve"> </w:t>
+      </w:r>
+      <w:proofErr w:type="spellStart"/>
+      <w:r>
+        <w:rPr>
+          <w:rFonts w:ascii="Times New Roman" w:hAnsi="Times New Roman"/>
+        </w:rPr>
+        <w:t>Scope</w:t>
+      </w:r>
+      <w:proofErr w:type="spellEnd"/>
     </w:p>
     <w:p>
       <w:pPr>
@@ -162,8 +226,16 @@
         <w:rPr>
           <w:rFonts w:ascii="Times New Roman" w:hAnsi="Times New Roman"/>
         </w:rPr>
-        <w:t>1.1 Objective</w:t>
-      </w:r>
+        <w:t xml:space="preserve">1.1 </w:t>
+      </w:r>
+      <w:proofErr w:type="spellStart"/>
+      <w:r>
+        <w:rPr>
+          <w:rFonts w:ascii="Times New Roman" w:hAnsi="Times New Roman"/>
+        </w:rPr>
+        <w:t>Objective</w:t>
+      </w:r>
+      <w:proofErr w:type="spellEnd"/>
     </w:p>
     <w:p>
       <w:pPr>
@@ -369,6 +441,7 @@
           <w:rFonts w:ascii="Times New Roman" w:hAnsi="Times New Roman"/>
           <w:noProof/>
         </w:rPr>
+        <w:lastRenderedPageBreak/>
         <w:t>2. Core Mechanics and Gameplay Loop</w:t>
       </w:r>
     </w:p>
@@ -419,7 +492,6 @@
           <w:sz w:val="22"/>
           <w:szCs w:val="22"/>
         </w:rPr>
-        <w:lastRenderedPageBreak/>
         <w:t>Solving a digit retires the personality that owned it for the rest of the run, so the pool of possible days shrinks as the player learns. A day that ends in failure does not retire anyone, so a botched day costs a day rather than a digit. Retirement is keyed to the digit rather than to whoever happens to be awake, because the diary scraps are combined in the inventory and the player may do that on any later day.</w:t>
       </w:r>
     </w:p>
@@ -1178,50 +1250,70 @@
                 <w:sz w:val="22"/>
                 <w:szCs w:val="22"/>
               </w:rPr>
-              <w:t>Holds his ears, rocks back and forth</w:t>
-            </w:r>
-          </w:p>
-        </w:tc>
-        <w:tc>
-          <w:tcPr>
-            <w:tcW w:w="0" w:type="auto"/>
-          </w:tcPr>
-          <w:p>
-            <w:pPr>
-              <w:rPr>
-                <w:rFonts w:ascii="Times New Roman" w:hAnsi="Times New Roman"/>
-                <w:sz w:val="22"/>
-                <w:szCs w:val="22"/>
-              </w:rPr>
-            </w:pPr>
-            <w:r>
-              <w:rPr>
-                <w:rFonts w:ascii="Times New Roman" w:hAnsi="Times New Roman"/>
-                <w:sz w:val="22"/>
-                <w:szCs w:val="22"/>
-              </w:rPr>
-              <w:t>Wanders, hums, leaves doors open</w:t>
-            </w:r>
-          </w:p>
-        </w:tc>
-        <w:tc>
-          <w:tcPr>
-            <w:tcW w:w="0" w:type="auto"/>
-          </w:tcPr>
-          <w:p>
-            <w:pPr>
-              <w:rPr>
-                <w:rFonts w:ascii="Times New Roman" w:hAnsi="Times New Roman"/>
-                <w:sz w:val="22"/>
-                <w:szCs w:val="22"/>
-              </w:rPr>
-            </w:pPr>
-            <w:r>
-              <w:rPr>
-                <w:rFonts w:ascii="Times New Roman" w:hAnsi="Times New Roman"/>
-                <w:sz w:val="22"/>
-                <w:szCs w:val="22"/>
-              </w:rPr>
+              <w:t xml:space="preserve">Holds his ears, rocks back and </w:t>
+            </w:r>
+            <w:r>
+              <w:rPr>
+                <w:rFonts w:ascii="Times New Roman" w:hAnsi="Times New Roman"/>
+                <w:sz w:val="22"/>
+                <w:szCs w:val="22"/>
+              </w:rPr>
+              <w:lastRenderedPageBreak/>
+              <w:t>forth</w:t>
+            </w:r>
+          </w:p>
+        </w:tc>
+        <w:tc>
+          <w:tcPr>
+            <w:tcW w:w="0" w:type="auto"/>
+          </w:tcPr>
+          <w:p>
+            <w:pPr>
+              <w:rPr>
+                <w:rFonts w:ascii="Times New Roman" w:hAnsi="Times New Roman"/>
+                <w:sz w:val="22"/>
+                <w:szCs w:val="22"/>
+              </w:rPr>
+            </w:pPr>
+            <w:r>
+              <w:rPr>
+                <w:rFonts w:ascii="Times New Roman" w:hAnsi="Times New Roman"/>
+                <w:sz w:val="22"/>
+                <w:szCs w:val="22"/>
+              </w:rPr>
+              <w:lastRenderedPageBreak/>
+              <w:t xml:space="preserve">Wanders, hums, leaves doors </w:t>
+            </w:r>
+            <w:r>
+              <w:rPr>
+                <w:rFonts w:ascii="Times New Roman" w:hAnsi="Times New Roman"/>
+                <w:sz w:val="22"/>
+                <w:szCs w:val="22"/>
+              </w:rPr>
+              <w:lastRenderedPageBreak/>
+              <w:t>open</w:t>
+            </w:r>
+          </w:p>
+        </w:tc>
+        <w:tc>
+          <w:tcPr>
+            <w:tcW w:w="0" w:type="auto"/>
+          </w:tcPr>
+          <w:p>
+            <w:pPr>
+              <w:rPr>
+                <w:rFonts w:ascii="Times New Roman" w:hAnsi="Times New Roman"/>
+                <w:sz w:val="22"/>
+                <w:szCs w:val="22"/>
+              </w:rPr>
+            </w:pPr>
+            <w:r>
+              <w:rPr>
+                <w:rFonts w:ascii="Times New Roman" w:hAnsi="Times New Roman"/>
+                <w:sz w:val="22"/>
+                <w:szCs w:val="22"/>
+              </w:rPr>
+              <w:lastRenderedPageBreak/>
               <w:t>Erratic stops and 180° turns</w:t>
             </w:r>
           </w:p>
@@ -1458,7 +1550,6 @@
                 <w:sz w:val="22"/>
                 <w:szCs w:val="22"/>
               </w:rPr>
-              <w:lastRenderedPageBreak/>
               <w:t>Reward</w:t>
             </w:r>
           </w:p>
@@ -2028,6 +2119,7 @@
           <w:rFonts w:ascii="Times New Roman" w:hAnsi="Times New Roman"/>
           <w:noProof/>
         </w:rPr>
+        <w:lastRenderedPageBreak/>
         <w:t>3. Assets, Licences and Sources</w:t>
       </w:r>
     </w:p>
@@ -2127,7 +2219,6 @@
           <w:szCs w:val="22"/>
           <w:lang w:val="en-US"/>
         </w:rPr>
-        <w:lastRenderedPageBreak/>
         <w:t>Trash Can:</w:t>
       </w:r>
       <w:r>

--- a/docs/MiniGDD.docx
+++ b/docs/MiniGDD.docx
@@ -106,7 +106,7 @@
           <w:sz w:val="20"/>
           <w:szCs w:val="20"/>
         </w:rPr>
-        <w:t xml:space="preserve">, </w:t>
+        <w:t xml:space="preserve"> Meinhardt</w:t>
       </w:r>
       <w:r>
         <w:rPr>
@@ -115,6 +115,15 @@
           <w:sz w:val="20"/>
           <w:szCs w:val="20"/>
         </w:rPr>
+        <w:t xml:space="preserve">, </w:t>
+      </w:r>
+      <w:r>
+        <w:rPr>
+          <w:rFonts w:ascii="Times New Roman" w:hAnsi="Times New Roman"/>
+          <w:color w:val="0E2841" w:themeColor="text2"/>
+          <w:sz w:val="20"/>
+          <w:szCs w:val="20"/>
+        </w:rPr>
         <w:t>Reyyan Pak,</w:t>
       </w:r>
     </w:p>
@@ -128,67 +137,17 @@
     </w:p>
     <w:p>
       <w:pPr>
-        <w:pStyle w:val="Balk1"/>
-        <w:rPr>
-          <w:rFonts w:ascii="Times New Roman" w:hAnsi="Times New Roman"/>
-        </w:rPr>
-      </w:pPr>
-      <w:r>
-        <w:rPr>
-          <w:rFonts w:ascii="Times New Roman" w:hAnsi="Times New Roman"/>
-        </w:rPr>
-        <w:t xml:space="preserve">1. </w:t>
-      </w:r>
-      <w:proofErr w:type="spellStart"/>
-      <w:r>
-        <w:rPr>
-          <w:rFonts w:ascii="Times New Roman" w:hAnsi="Times New Roman"/>
-        </w:rPr>
-        <w:t>Concept</w:t>
-      </w:r>
-      <w:proofErr w:type="spellEnd"/>
-      <w:r>
-        <w:rPr>
-          <w:rFonts w:ascii="Times New Roman" w:hAnsi="Times New Roman"/>
-        </w:rPr>
-        <w:t xml:space="preserve">, </w:t>
-      </w:r>
-      <w:proofErr w:type="spellStart"/>
-      <w:r>
-        <w:rPr>
-          <w:rFonts w:ascii="Times New Roman" w:hAnsi="Times New Roman"/>
-        </w:rPr>
-        <w:t>Goal</w:t>
-      </w:r>
-      <w:proofErr w:type="spellEnd"/>
-      <w:r>
-        <w:rPr>
-          <w:rFonts w:ascii="Times New Roman" w:hAnsi="Times New Roman"/>
-        </w:rPr>
-        <w:t xml:space="preserve"> </w:t>
-      </w:r>
-      <w:proofErr w:type="spellStart"/>
-      <w:r>
-        <w:rPr>
-          <w:rFonts w:ascii="Times New Roman" w:hAnsi="Times New Roman"/>
-        </w:rPr>
-        <w:t>and</w:t>
-      </w:r>
-      <w:proofErr w:type="spellEnd"/>
-      <w:r>
-        <w:rPr>
-          <w:rFonts w:ascii="Times New Roman" w:hAnsi="Times New Roman"/>
-        </w:rPr>
-        <w:t xml:space="preserve"> </w:t>
-      </w:r>
-      <w:proofErr w:type="spellStart"/>
-      <w:r>
-        <w:rPr>
-          <w:rFonts w:ascii="Times New Roman" w:hAnsi="Times New Roman"/>
-        </w:rPr>
-        <w:t>Scope</w:t>
-      </w:r>
-      <w:proofErr w:type="spellEnd"/>
+        <w:pStyle w:val="berschrift1"/>
+        <w:rPr>
+          <w:rFonts w:ascii="Times New Roman" w:hAnsi="Times New Roman"/>
+        </w:rPr>
+      </w:pPr>
+      <w:r>
+        <w:rPr>
+          <w:rFonts w:ascii="Times New Roman" w:hAnsi="Times New Roman"/>
+        </w:rPr>
+        <w:t>1. Concept, Goal and Scope</w:t>
+      </w:r>
     </w:p>
     <w:p>
       <w:pPr>
@@ -217,25 +176,17 @@
     </w:p>
     <w:p>
       <w:pPr>
-        <w:pStyle w:val="Balk2"/>
-        <w:rPr>
-          <w:rFonts w:ascii="Times New Roman" w:hAnsi="Times New Roman"/>
-        </w:rPr>
-      </w:pPr>
-      <w:r>
-        <w:rPr>
-          <w:rFonts w:ascii="Times New Roman" w:hAnsi="Times New Roman"/>
-        </w:rPr>
-        <w:t xml:space="preserve">1.1 </w:t>
-      </w:r>
-      <w:proofErr w:type="spellStart"/>
-      <w:r>
-        <w:rPr>
-          <w:rFonts w:ascii="Times New Roman" w:hAnsi="Times New Roman"/>
-        </w:rPr>
-        <w:t>Objective</w:t>
-      </w:r>
-      <w:proofErr w:type="spellEnd"/>
+        <w:pStyle w:val="berschrift2"/>
+        <w:rPr>
+          <w:rFonts w:ascii="Times New Roman" w:hAnsi="Times New Roman"/>
+        </w:rPr>
+      </w:pPr>
+      <w:r>
+        <w:rPr>
+          <w:rFonts w:ascii="Times New Roman" w:hAnsi="Times New Roman"/>
+        </w:rPr>
+        <w:t>1.1 Objective</w:t>
+      </w:r>
     </w:p>
     <w:p>
       <w:pPr>
@@ -256,7 +207,7 @@
     </w:p>
     <w:p>
       <w:pPr>
-        <w:pStyle w:val="Balk2"/>
+        <w:pStyle w:val="berschrift2"/>
         <w:rPr>
           <w:rFonts w:ascii="Times New Roman" w:hAnsi="Times New Roman"/>
           <w:noProof/>
@@ -338,7 +289,7 @@
     </w:p>
     <w:p>
       <w:pPr>
-        <w:pStyle w:val="Balk2"/>
+        <w:pStyle w:val="berschrift2"/>
         <w:rPr>
           <w:rFonts w:ascii="Times New Roman" w:hAnsi="Times New Roman"/>
           <w:noProof/>
@@ -371,7 +322,7 @@
     </w:p>
     <w:p>
       <w:pPr>
-        <w:pStyle w:val="Balk2"/>
+        <w:pStyle w:val="berschrift2"/>
         <w:rPr>
           <w:rFonts w:ascii="Times New Roman" w:hAnsi="Times New Roman"/>
           <w:noProof/>
@@ -430,7 +381,7 @@
     </w:p>
     <w:p>
       <w:pPr>
-        <w:pStyle w:val="Balk1"/>
+        <w:pStyle w:val="berschrift1"/>
         <w:rPr>
           <w:rFonts w:ascii="Times New Roman" w:hAnsi="Times New Roman"/>
           <w:noProof/>
@@ -447,7 +398,7 @@
     </w:p>
     <w:p>
       <w:pPr>
-        <w:pStyle w:val="Balk2"/>
+        <w:pStyle w:val="berschrift2"/>
         <w:rPr>
           <w:rFonts w:ascii="Times New Roman" w:hAnsi="Times New Roman"/>
           <w:noProof/>
@@ -506,7 +457,7 @@
     </w:p>
     <w:p>
       <w:pPr>
-        <w:pStyle w:val="Balk2"/>
+        <w:pStyle w:val="berschrift2"/>
         <w:rPr>
           <w:rFonts w:ascii="Times New Roman" w:hAnsi="Times New Roman"/>
           <w:noProof/>
@@ -539,7 +490,7 @@
     </w:p>
     <w:tbl>
       <w:tblPr>
-        <w:tblStyle w:val="TabloKlavuzu"/>
+        <w:tblStyle w:val="Tabellenraster"/>
         <w:tblW w:w="5000" w:type="pct"/>
         <w:tblInd w:w="5" w:type="dxa"/>
         <w:tblBorders>
@@ -960,7 +911,7 @@
     </w:p>
     <w:p>
       <w:pPr>
-        <w:pStyle w:val="Balk2"/>
+        <w:pStyle w:val="berschrift2"/>
         <w:rPr>
           <w:rFonts w:ascii="Times New Roman" w:hAnsi="Times New Roman"/>
           <w:noProof/>
@@ -1068,7 +1019,7 @@
     </w:p>
     <w:p>
       <w:pPr>
-        <w:pStyle w:val="Balk2"/>
+        <w:pStyle w:val="berschrift2"/>
         <w:rPr>
           <w:rFonts w:ascii="Times New Roman" w:hAnsi="Times New Roman"/>
           <w:noProof/>
@@ -1101,7 +1052,7 @@
     </w:p>
     <w:tbl>
       <w:tblPr>
-        <w:tblStyle w:val="TabloKlavuzu"/>
+        <w:tblStyle w:val="Tabellenraster"/>
         <w:tblW w:w="5000" w:type="pct"/>
         <w:tblInd w:w="5" w:type="dxa"/>
         <w:tblBorders>
@@ -1747,7 +1698,7 @@
     </w:p>
     <w:p>
       <w:pPr>
-        <w:pStyle w:val="Balk2"/>
+        <w:pStyle w:val="berschrift2"/>
         <w:rPr>
           <w:rFonts w:ascii="Times New Roman" w:hAnsi="Times New Roman"/>
           <w:noProof/>
@@ -1838,7 +1789,7 @@
     </w:p>
     <w:p>
       <w:pPr>
-        <w:pStyle w:val="Balk2"/>
+        <w:pStyle w:val="berschrift2"/>
         <w:rPr>
           <w:rFonts w:ascii="Times New Roman" w:hAnsi="Times New Roman"/>
           <w:noProof/>
@@ -1871,7 +1822,7 @@
     </w:p>
     <w:p>
       <w:pPr>
-        <w:pStyle w:val="ListeParagraf"/>
+        <w:pStyle w:val="Listenabsatz"/>
         <w:rPr>
           <w:rFonts w:ascii="Times New Roman" w:hAnsi="Times New Roman"/>
           <w:noProof/>
@@ -1909,7 +1860,7 @@
     </w:p>
     <w:p>
       <w:pPr>
-        <w:pStyle w:val="ListeParagraf"/>
+        <w:pStyle w:val="Listenabsatz"/>
         <w:rPr>
           <w:rFonts w:ascii="Times New Roman" w:hAnsi="Times New Roman"/>
           <w:noProof/>
@@ -1947,7 +1898,7 @@
     </w:p>
     <w:p>
       <w:pPr>
-        <w:pStyle w:val="ListeParagraf"/>
+        <w:pStyle w:val="Listenabsatz"/>
         <w:rPr>
           <w:rFonts w:ascii="Times New Roman" w:hAnsi="Times New Roman"/>
           <w:noProof/>
@@ -1985,7 +1936,7 @@
     </w:p>
     <w:p>
       <w:pPr>
-        <w:pStyle w:val="ListeParagraf"/>
+        <w:pStyle w:val="Listenabsatz"/>
         <w:rPr>
           <w:rFonts w:ascii="Times New Roman" w:hAnsi="Times New Roman"/>
           <w:noProof/>
@@ -2023,18 +1974,18 @@
     </w:p>
     <w:p>
       <w:pPr>
-        <w:pStyle w:val="ListeParagraf"/>
-        <w:rPr>
-          <w:rFonts w:ascii="Times New Roman" w:hAnsi="Times New Roman"/>
-          <w:noProof/>
-          <w:sz w:val="22"/>
-          <w:szCs w:val="22"/>
-        </w:rPr>
-      </w:pPr>
-    </w:p>
-    <w:p>
-      <w:pPr>
-        <w:pStyle w:val="Balk2"/>
+        <w:pStyle w:val="Listenabsatz"/>
+        <w:rPr>
+          <w:rFonts w:ascii="Times New Roman" w:hAnsi="Times New Roman"/>
+          <w:noProof/>
+          <w:sz w:val="22"/>
+          <w:szCs w:val="22"/>
+        </w:rPr>
+      </w:pPr>
+    </w:p>
+    <w:p>
+      <w:pPr>
+        <w:pStyle w:val="berschrift2"/>
         <w:rPr>
           <w:rFonts w:ascii="Times New Roman" w:hAnsi="Times New Roman"/>
           <w:noProof/>
@@ -2108,7 +2059,7 @@
     </w:p>
     <w:p>
       <w:pPr>
-        <w:pStyle w:val="Balk1"/>
+        <w:pStyle w:val="berschrift1"/>
         <w:rPr>
           <w:rFonts w:ascii="Times New Roman" w:hAnsi="Times New Roman"/>
           <w:noProof/>
@@ -2172,7 +2123,7 @@
       <w:hyperlink r:id="rId4" w:anchor="sex=male&amp;body=Body_Color_light&amp;head=Human_Male_light&amp;expression=Neutral_light&amp;shadow=Shadow_brow" w:history="1">
         <w:r>
           <w:rPr>
-            <w:rStyle w:val="Kpr"/>
+            <w:rStyle w:val="Hyperlink"/>
             <w:rFonts w:ascii="Times New Roman" w:hAnsi="Times New Roman"/>
             <w:sz w:val="22"/>
             <w:szCs w:val="22"/>
@@ -2233,7 +2184,7 @@
       <w:hyperlink r:id="rId5" w:tgtFrame="_blank" w:history="1">
         <w:r>
           <w:rPr>
-            <w:rStyle w:val="Kpr"/>
+            <w:rStyle w:val="Hyperlink"/>
             <w:rFonts w:ascii="Times New Roman" w:hAnsi="Times New Roman"/>
             <w:sz w:val="22"/>
             <w:szCs w:val="22"/>
@@ -2275,7 +2226,7 @@
       <w:hyperlink r:id="rId6" w:tgtFrame="_blank" w:history="1">
         <w:r>
           <w:rPr>
-            <w:rStyle w:val="Kpr"/>
+            <w:rStyle w:val="Hyperlink"/>
             <w:rFonts w:ascii="Times New Roman" w:hAnsi="Times New Roman"/>
             <w:sz w:val="22"/>
             <w:szCs w:val="22"/>
@@ -2317,7 +2268,7 @@
       <w:hyperlink r:id="rId7" w:tgtFrame="_blank" w:history="1">
         <w:r>
           <w:rPr>
-            <w:rStyle w:val="Kpr"/>
+            <w:rStyle w:val="Hyperlink"/>
             <w:rFonts w:ascii="Times New Roman" w:hAnsi="Times New Roman"/>
             <w:sz w:val="22"/>
             <w:szCs w:val="22"/>
@@ -2359,7 +2310,7 @@
       <w:hyperlink r:id="rId8" w:tgtFrame="_blank" w:history="1">
         <w:r>
           <w:rPr>
-            <w:rStyle w:val="Kpr"/>
+            <w:rStyle w:val="Hyperlink"/>
             <w:rFonts w:ascii="Times New Roman" w:hAnsi="Times New Roman"/>
             <w:sz w:val="22"/>
             <w:szCs w:val="22"/>
@@ -2401,7 +2352,7 @@
       <w:hyperlink r:id="rId9" w:tgtFrame="_blank" w:history="1">
         <w:r>
           <w:rPr>
-            <w:rStyle w:val="Kpr"/>
+            <w:rStyle w:val="Hyperlink"/>
             <w:rFonts w:ascii="Times New Roman" w:hAnsi="Times New Roman"/>
             <w:sz w:val="22"/>
             <w:szCs w:val="22"/>
@@ -2443,7 +2394,7 @@
       <w:hyperlink r:id="rId10" w:tgtFrame="_blank" w:history="1">
         <w:r>
           <w:rPr>
-            <w:rStyle w:val="Kpr"/>
+            <w:rStyle w:val="Hyperlink"/>
             <w:rFonts w:ascii="Times New Roman" w:hAnsi="Times New Roman"/>
             <w:sz w:val="22"/>
             <w:szCs w:val="22"/>
@@ -2485,7 +2436,7 @@
       <w:hyperlink r:id="rId11" w:tgtFrame="_blank" w:history="1">
         <w:r>
           <w:rPr>
-            <w:rStyle w:val="Kpr"/>
+            <w:rStyle w:val="Hyperlink"/>
             <w:rFonts w:ascii="Times New Roman" w:hAnsi="Times New Roman"/>
             <w:sz w:val="22"/>
             <w:szCs w:val="22"/>
@@ -2527,7 +2478,7 @@
       <w:hyperlink r:id="rId12" w:history="1">
         <w:r>
           <w:rPr>
-            <w:rStyle w:val="Kpr"/>
+            <w:rStyle w:val="Hyperlink"/>
             <w:rFonts w:ascii="Times New Roman" w:hAnsi="Times New Roman"/>
             <w:sz w:val="22"/>
             <w:szCs w:val="22"/>
@@ -2569,7 +2520,7 @@
       <w:hyperlink r:id="rId13" w:tgtFrame="_blank" w:history="1">
         <w:r>
           <w:rPr>
-            <w:rStyle w:val="Kpr"/>
+            <w:rStyle w:val="Hyperlink"/>
             <w:rFonts w:ascii="Times New Roman" w:hAnsi="Times New Roman"/>
             <w:sz w:val="22"/>
             <w:szCs w:val="22"/>
@@ -2611,7 +2562,7 @@
       <w:hyperlink r:id="rId14" w:tgtFrame="_blank" w:history="1">
         <w:r>
           <w:rPr>
-            <w:rStyle w:val="Kpr"/>
+            <w:rStyle w:val="Hyperlink"/>
             <w:rFonts w:ascii="Times New Roman" w:hAnsi="Times New Roman"/>
             <w:sz w:val="22"/>
             <w:szCs w:val="22"/>
@@ -2653,7 +2604,7 @@
       <w:hyperlink r:id="rId15" w:tgtFrame="_blank" w:history="1">
         <w:r>
           <w:rPr>
-            <w:rStyle w:val="Kpr"/>
+            <w:rStyle w:val="Hyperlink"/>
             <w:rFonts w:ascii="Times New Roman" w:hAnsi="Times New Roman"/>
             <w:sz w:val="22"/>
             <w:szCs w:val="22"/>
@@ -2667,9 +2618,9 @@
       <w:pPr>
         <w:rPr>
           <w:rFonts w:ascii="Times New Roman" w:hAnsi="Times New Roman"/>
-          <w:sz w:val="22"/>
-          <w:szCs w:val="22"/>
-          <w:lang w:val="de-DE"/>
+          <w:color w:val="0E2841" w:themeColor="text2"/>
+          <w:sz w:val="20"/>
+          <w:szCs w:val="20"/>
         </w:rPr>
       </w:pPr>
       <w:r>
@@ -2695,7 +2646,7 @@
       <w:hyperlink r:id="rId16" w:tgtFrame="_blank" w:history="1">
         <w:r>
           <w:rPr>
-            <w:rStyle w:val="Kpr"/>
+            <w:rStyle w:val="Hyperlink"/>
             <w:rFonts w:ascii="Times New Roman" w:hAnsi="Times New Roman"/>
             <w:sz w:val="22"/>
             <w:szCs w:val="22"/>
@@ -2704,6 +2655,70 @@
           <w:t>https://arlantr.itch.io/free-office-pixel-art</w:t>
         </w:r>
       </w:hyperlink>
+      <w:r>
+        <w:rPr>
+          <w:rFonts w:ascii="Times New Roman" w:hAnsi="Times New Roman"/>
+          <w:color w:val="0E2841" w:themeColor="text2"/>
+          <w:sz w:val="20"/>
+          <w:szCs w:val="20"/>
+        </w:rPr>
+        <w:t xml:space="preserve"> </w:t>
+      </w:r>
+    </w:p>
+    <w:p>
+      <w:pPr>
+        <w:rPr>
+          <w:rFonts w:ascii="Times New Roman" w:hAnsi="Times New Roman"/>
+          <w:sz w:val="22"/>
+          <w:szCs w:val="22"/>
+          <w:lang w:val="de-DE"/>
+        </w:rPr>
+      </w:pPr>
+      <w:r>
+        <w:rPr>
+          <w:rFonts w:ascii="Times New Roman" w:hAnsi="Times New Roman"/>
+          <w:b/>
+          <w:bCs/>
+          <w:sz w:val="22"/>
+          <w:szCs w:val="22"/>
+          <w:lang w:val="en-US"/>
+        </w:rPr>
+        <w:t>Music</w:t>
+      </w:r>
+      <w:r>
+        <w:rPr>
+          <w:rFonts w:ascii="Times New Roman" w:hAnsi="Times New Roman"/>
+          <w:b/>
+          <w:bCs/>
+          <w:sz w:val="22"/>
+          <w:szCs w:val="22"/>
+          <w:lang w:val="en-US"/>
+        </w:rPr>
+        <w:t xml:space="preserve">: </w:t>
+      </w:r>
+      <w:hyperlink r:id="rId17" w:history="1">
+        <w:r>
+          <w:rPr>
+            <w:rStyle w:val="Hyperlink"/>
+            <w:rFonts w:ascii="Times New Roman" w:hAnsi="Times New Roman"/>
+            <w:sz w:val="22"/>
+            <w:szCs w:val="22"/>
+            <w:lang w:val="en-US"/>
+          </w:rPr>
+          <w:t>https://incompetech.com/music/royalty-free/music.html</w:t>
+        </w:r>
+      </w:hyperlink>
+      <w:r>
+        <w:rPr>
+          <w:rFonts w:ascii="Times New Roman" w:hAnsi="Times New Roman"/>
+          <w:b/>
+          <w:bCs/>
+          <w:sz w:val="22"/>
+          <w:szCs w:val="22"/>
+          <w:lang w:val="en-US"/>
+        </w:rPr>
+        <w:t xml:space="preserve"> </w:t>
+      </w:r>
     </w:p>
     <w:sectPr>
       <w:pgSz w:w="11906" w:h="16838"/>
@@ -3109,14 +3124,14 @@
     <w:lsdException w:name="Unresolved Mention" w:semiHidden="1" w:unhideWhenUsed="1"/>
     <w:lsdException w:name="Smart Link" w:semiHidden="1" w:unhideWhenUsed="1"/>
   </w:latentStyles>
-  <w:style w:type="paragraph" w:default="1" w:styleId="Normal">
+  <w:style w:type="paragraph" w:default="1" w:styleId="Standard">
     <w:name w:val="Normal"/>
     <w:qFormat/>
     <w:rPr>
       <w:noProof/>
     </w:rPr>
   </w:style>
-  <w:style w:type="paragraph" w:styleId="Balk1">
+  <w:style w:type="paragraph" w:styleId="berschrift1">
     <w:name w:val="heading 1"/>
     <w:uiPriority w:val="9"/>
     <w:qFormat/>
@@ -3132,7 +3147,7 @@
       <w:szCs w:val="30"/>
     </w:rPr>
   </w:style>
-  <w:style w:type="paragraph" w:styleId="Balk2">
+  <w:style w:type="paragraph" w:styleId="berschrift2">
     <w:name w:val="heading 2"/>
     <w:uiPriority w:val="9"/>
     <w:unhideWhenUsed/>
@@ -3149,13 +3164,13 @@
       <w:szCs w:val="24"/>
     </w:rPr>
   </w:style>
-  <w:style w:type="character" w:default="1" w:styleId="VarsaylanParagrafYazTipi">
+  <w:style w:type="character" w:default="1" w:styleId="Absatz-Standardschriftart">
     <w:name w:val="Default Paragraph Font"/>
     <w:uiPriority w:val="1"/>
     <w:semiHidden/>
     <w:unhideWhenUsed/>
   </w:style>
-  <w:style w:type="table" w:default="1" w:styleId="NormalTablo">
+  <w:style w:type="table" w:default="1" w:styleId="NormaleTabelle">
     <w:name w:val="Normal Table"/>
     <w:uiPriority w:val="99"/>
     <w:semiHidden/>
@@ -3170,20 +3185,20 @@
       </w:tblCellMar>
     </w:tblPr>
   </w:style>
-  <w:style w:type="numbering" w:default="1" w:styleId="ListeYok">
+  <w:style w:type="numbering" w:default="1" w:styleId="KeineListe">
     <w:name w:val="No List"/>
     <w:uiPriority w:val="99"/>
     <w:semiHidden/>
     <w:unhideWhenUsed/>
   </w:style>
-  <w:style w:type="paragraph" w:styleId="ListeParagraf">
+  <w:style w:type="paragraph" w:styleId="Listenabsatz">
     <w:name w:val="List Paragraph"/>
     <w:pPr>
       <w:spacing w:after="60"/>
       <w:ind w:left="284"/>
     </w:pPr>
   </w:style>
-  <w:style w:type="table" w:styleId="TabloKlavuzu">
+  <w:style w:type="table" w:styleId="Tabellenraster">
     <w:name w:val="Table Grid"/>
     <w:tblPr>
       <w:tblCellMar>
@@ -3194,9 +3209,9 @@
       </w:tblCellMar>
     </w:tblPr>
   </w:style>
-  <w:style w:type="character" w:styleId="Kpr">
+  <w:style w:type="character" w:styleId="Hyperlink">
     <w:name w:val="Hyperlink"/>
-    <w:basedOn w:val="VarsaylanParagrafYazTipi"/>
+    <w:basedOn w:val="Absatz-Standardschriftart"/>
     <w:uiPriority w:val="99"/>
     <w:unhideWhenUsed/>
     <w:rsid w:val="00442BF3"/>
@@ -3205,9 +3220,9 @@
       <w:u w:val="single"/>
     </w:rPr>
   </w:style>
-  <w:style w:type="character" w:styleId="zmlenmeyenBahsetme">
+  <w:style w:type="character" w:styleId="NichtaufgelsteErwhnung">
     <w:name w:val="Unresolved Mention"/>
-    <w:basedOn w:val="VarsaylanParagrafYazTipi"/>
+    <w:basedOn w:val="Absatz-Standardschriftart"/>
     <w:uiPriority w:val="99"/>
     <w:semiHidden/>
     <w:unhideWhenUsed/>

--- a/docs/MiniGDD.docx
+++ b/docs/MiniGDD.docx
@@ -137,7 +137,7 @@
     </w:p>
     <w:p>
       <w:pPr>
-        <w:pStyle w:val="berschrift1"/>
+        <w:pStyle w:val="Heading1"/>
         <w:rPr>
           <w:rFonts w:ascii="Times New Roman" w:hAnsi="Times New Roman"/>
         </w:rPr>
@@ -176,7 +176,7 @@
     </w:p>
     <w:p>
       <w:pPr>
-        <w:pStyle w:val="berschrift2"/>
+        <w:pStyle w:val="Heading2"/>
         <w:rPr>
           <w:rFonts w:ascii="Times New Roman" w:hAnsi="Times New Roman"/>
         </w:rPr>
@@ -207,7 +207,7 @@
     </w:p>
     <w:p>
       <w:pPr>
-        <w:pStyle w:val="berschrift2"/>
+        <w:pStyle w:val="Heading2"/>
         <w:rPr>
           <w:rFonts w:ascii="Times New Roman" w:hAnsi="Times New Roman"/>
           <w:noProof/>
@@ -289,7 +289,7 @@
     </w:p>
     <w:p>
       <w:pPr>
-        <w:pStyle w:val="berschrift2"/>
+        <w:pStyle w:val="Heading2"/>
         <w:rPr>
           <w:rFonts w:ascii="Times New Roman" w:hAnsi="Times New Roman"/>
           <w:noProof/>
@@ -322,7 +322,7 @@
     </w:p>
     <w:p>
       <w:pPr>
-        <w:pStyle w:val="berschrift2"/>
+        <w:pStyle w:val="Heading2"/>
         <w:rPr>
           <w:rFonts w:ascii="Times New Roman" w:hAnsi="Times New Roman"/>
           <w:noProof/>
@@ -381,7 +381,7 @@
     </w:p>
     <w:p>
       <w:pPr>
-        <w:pStyle w:val="berschrift1"/>
+        <w:pStyle w:val="Heading1"/>
         <w:rPr>
           <w:rFonts w:ascii="Times New Roman" w:hAnsi="Times New Roman"/>
           <w:noProof/>
@@ -398,7 +398,7 @@
     </w:p>
     <w:p>
       <w:pPr>
-        <w:pStyle w:val="berschrift2"/>
+        <w:pStyle w:val="Heading2"/>
         <w:rPr>
           <w:rFonts w:ascii="Times New Roman" w:hAnsi="Times New Roman"/>
           <w:noProof/>
@@ -457,7 +457,7 @@
     </w:p>
     <w:p>
       <w:pPr>
-        <w:pStyle w:val="berschrift2"/>
+        <w:pStyle w:val="Heading2"/>
         <w:rPr>
           <w:rFonts w:ascii="Times New Roman" w:hAnsi="Times New Roman"/>
           <w:noProof/>
@@ -490,7 +490,7 @@
     </w:p>
     <w:tbl>
       <w:tblPr>
-        <w:tblStyle w:val="Tabellenraster"/>
+        <w:tblStyle w:val="TableGrid"/>
         <w:tblW w:w="5000" w:type="pct"/>
         <w:tblInd w:w="5" w:type="dxa"/>
         <w:tblBorders>
@@ -911,7 +911,7 @@
     </w:p>
     <w:p>
       <w:pPr>
-        <w:pStyle w:val="berschrift2"/>
+        <w:pStyle w:val="Heading2"/>
         <w:rPr>
           <w:rFonts w:ascii="Times New Roman" w:hAnsi="Times New Roman"/>
           <w:noProof/>
@@ -1019,7 +1019,7 @@
     </w:p>
     <w:p>
       <w:pPr>
-        <w:pStyle w:val="berschrift2"/>
+        <w:pStyle w:val="Heading2"/>
         <w:rPr>
           <w:rFonts w:ascii="Times New Roman" w:hAnsi="Times New Roman"/>
           <w:noProof/>
@@ -1052,7 +1052,7 @@
     </w:p>
     <w:tbl>
       <w:tblPr>
-        <w:tblStyle w:val="Tabellenraster"/>
+        <w:tblStyle w:val="TableGrid"/>
         <w:tblW w:w="5000" w:type="pct"/>
         <w:tblInd w:w="5" w:type="dxa"/>
         <w:tblBorders>
@@ -1698,7 +1698,7 @@
     </w:p>
     <w:p>
       <w:pPr>
-        <w:pStyle w:val="berschrift2"/>
+        <w:pStyle w:val="Heading2"/>
         <w:rPr>
           <w:rFonts w:ascii="Times New Roman" w:hAnsi="Times New Roman"/>
           <w:noProof/>
@@ -1789,7 +1789,7 @@
     </w:p>
     <w:p>
       <w:pPr>
-        <w:pStyle w:val="berschrift2"/>
+        <w:pStyle w:val="Heading2"/>
         <w:rPr>
           <w:rFonts w:ascii="Times New Roman" w:hAnsi="Times New Roman"/>
           <w:noProof/>
@@ -1822,7 +1822,7 @@
     </w:p>
     <w:p>
       <w:pPr>
-        <w:pStyle w:val="Listenabsatz"/>
+        <w:pStyle w:val="ListParagraph"/>
         <w:rPr>
           <w:rFonts w:ascii="Times New Roman" w:hAnsi="Times New Roman"/>
           <w:noProof/>
@@ -1860,7 +1860,7 @@
     </w:p>
     <w:p>
       <w:pPr>
-        <w:pStyle w:val="Listenabsatz"/>
+        <w:pStyle w:val="ListParagraph"/>
         <w:rPr>
           <w:rFonts w:ascii="Times New Roman" w:hAnsi="Times New Roman"/>
           <w:noProof/>
@@ -1898,7 +1898,7 @@
     </w:p>
     <w:p>
       <w:pPr>
-        <w:pStyle w:val="Listenabsatz"/>
+        <w:pStyle w:val="ListParagraph"/>
         <w:rPr>
           <w:rFonts w:ascii="Times New Roman" w:hAnsi="Times New Roman"/>
           <w:noProof/>
@@ -1936,7 +1936,7 @@
     </w:p>
     <w:p>
       <w:pPr>
-        <w:pStyle w:val="Listenabsatz"/>
+        <w:pStyle w:val="ListParagraph"/>
         <w:rPr>
           <w:rFonts w:ascii="Times New Roman" w:hAnsi="Times New Roman"/>
           <w:noProof/>
@@ -1974,18 +1974,18 @@
     </w:p>
     <w:p>
       <w:pPr>
-        <w:pStyle w:val="Listenabsatz"/>
-        <w:rPr>
-          <w:rFonts w:ascii="Times New Roman" w:hAnsi="Times New Roman"/>
-          <w:noProof/>
-          <w:sz w:val="22"/>
-          <w:szCs w:val="22"/>
-        </w:rPr>
-      </w:pPr>
-    </w:p>
-    <w:p>
-      <w:pPr>
-        <w:pStyle w:val="berschrift2"/>
+        <w:pStyle w:val="ListParagraph"/>
+        <w:rPr>
+          <w:rFonts w:ascii="Times New Roman" w:hAnsi="Times New Roman"/>
+          <w:noProof/>
+          <w:sz w:val="22"/>
+          <w:szCs w:val="22"/>
+        </w:rPr>
+      </w:pPr>
+    </w:p>
+    <w:p>
+      <w:pPr>
+        <w:pStyle w:val="Heading2"/>
         <w:rPr>
           <w:rFonts w:ascii="Times New Roman" w:hAnsi="Times New Roman"/>
           <w:noProof/>
@@ -2059,7 +2059,7 @@
     </w:p>
     <w:p>
       <w:pPr>
-        <w:pStyle w:val="berschrift1"/>
+        <w:pStyle w:val="Heading1"/>
         <w:rPr>
           <w:rFonts w:ascii="Times New Roman" w:hAnsi="Times New Roman"/>
           <w:noProof/>
@@ -2669,9 +2669,11 @@
       <w:pPr>
         <w:rPr>
           <w:rFonts w:ascii="Times New Roman" w:hAnsi="Times New Roman"/>
-          <w:sz w:val="22"/>
-          <w:szCs w:val="22"/>
-          <w:lang w:val="de-DE"/>
+          <w:b/>
+          <w:bCs/>
+          <w:sz w:val="22"/>
+          <w:szCs w:val="22"/>
+          <w:lang w:val="en-US"/>
         </w:rPr>
       </w:pPr>
       <w:r>
@@ -2719,6 +2721,50 @@
         </w:rPr>
         <w:t xml:space="preserve"> </w:t>
       </w:r>
+      <w:r>
+        <w:rPr>
+          <w:rFonts w:ascii="Times New Roman" w:hAnsi="Times New Roman"/>
+          <w:b/>
+          <w:bCs/>
+          <w:sz w:val="22"/>
+          <w:szCs w:val="22"/>
+          <w:lang w:val="en-US"/>
+        </w:rPr>
+        <w:t xml:space="preserve"> </w:t>
+      </w:r>
+    </w:p>
+    <w:p>
+      <w:pPr>
+        <w:rPr>
+          <w:rFonts w:ascii="Times New Roman" w:hAnsi="Times New Roman"/>
+          <w:sz w:val="22"/>
+          <w:szCs w:val="22"/>
+          <w:lang w:val="de-DE"/>
+        </w:rPr>
+      </w:pPr>
+      <w:r>
+        <w:rPr>
+          <w:rFonts w:ascii="Times New Roman" w:hAnsi="Times New Roman"/>
+          <w:b/>
+          <w:bCs/>
+          <w:sz w:val="22"/>
+          <w:szCs w:val="22"/>
+          <w:lang w:val="en-US"/>
+        </w:rPr>
+        <w:t xml:space="preserve">TV Sound: </w:t>
+      </w:r>
+      <w:hyperlink r:id="rId18" w:history="1">
+        <w:r>
+          <w:rPr>
+            <w:rStyle w:val="Hyperlink"/>
+            <w:rFonts w:ascii="Times New Roman" w:hAnsi="Times New Roman"/>
+            <w:sz w:val="22"/>
+            <w:szCs w:val="22"/>
+            <w:lang w:val="en-US"/>
+          </w:rPr>
+          <w:t>https://freesound.org/people/SergeQuadrado/sounds/468539/</w:t>
+        </w:r>
+      </w:hyperlink>
     </w:p>
     <w:sectPr>
       <w:pgSz w:w="11906" w:h="16838"/>
@@ -3124,14 +3170,14 @@
     <w:lsdException w:name="Unresolved Mention" w:semiHidden="1" w:unhideWhenUsed="1"/>
     <w:lsdException w:name="Smart Link" w:semiHidden="1" w:unhideWhenUsed="1"/>
   </w:latentStyles>
-  <w:style w:type="paragraph" w:default="1" w:styleId="Standard">
+  <w:style w:type="paragraph" w:default="1" w:styleId="Normal">
     <w:name w:val="Normal"/>
     <w:qFormat/>
     <w:rPr>
       <w:noProof/>
     </w:rPr>
   </w:style>
-  <w:style w:type="paragraph" w:styleId="berschrift1">
+  <w:style w:type="paragraph" w:styleId="Heading1">
     <w:name w:val="heading 1"/>
     <w:uiPriority w:val="9"/>
     <w:qFormat/>
@@ -3147,7 +3193,7 @@
       <w:szCs w:val="30"/>
     </w:rPr>
   </w:style>
-  <w:style w:type="paragraph" w:styleId="berschrift2">
+  <w:style w:type="paragraph" w:styleId="Heading2">
     <w:name w:val="heading 2"/>
     <w:uiPriority w:val="9"/>
     <w:unhideWhenUsed/>
@@ -3164,13 +3210,13 @@
       <w:szCs w:val="24"/>
     </w:rPr>
   </w:style>
-  <w:style w:type="character" w:default="1" w:styleId="Absatz-Standardschriftart">
+  <w:style w:type="character" w:default="1" w:styleId="DefaultParagraphFont">
     <w:name w:val="Default Paragraph Font"/>
     <w:uiPriority w:val="1"/>
     <w:semiHidden/>
     <w:unhideWhenUsed/>
   </w:style>
-  <w:style w:type="table" w:default="1" w:styleId="NormaleTabelle">
+  <w:style w:type="table" w:default="1" w:styleId="TableNormal">
     <w:name w:val="Normal Table"/>
     <w:uiPriority w:val="99"/>
     <w:semiHidden/>
@@ -3185,20 +3231,20 @@
       </w:tblCellMar>
     </w:tblPr>
   </w:style>
-  <w:style w:type="numbering" w:default="1" w:styleId="KeineListe">
+  <w:style w:type="numbering" w:default="1" w:styleId="NoList">
     <w:name w:val="No List"/>
     <w:uiPriority w:val="99"/>
     <w:semiHidden/>
     <w:unhideWhenUsed/>
   </w:style>
-  <w:style w:type="paragraph" w:styleId="Listenabsatz">
+  <w:style w:type="paragraph" w:styleId="ListParagraph">
     <w:name w:val="List Paragraph"/>
     <w:pPr>
       <w:spacing w:after="60"/>
       <w:ind w:left="284"/>
     </w:pPr>
   </w:style>
-  <w:style w:type="table" w:styleId="Tabellenraster">
+  <w:style w:type="table" w:styleId="TableGrid">
     <w:name w:val="Table Grid"/>
     <w:tblPr>
       <w:tblCellMar>
@@ -3211,7 +3257,7 @@
   </w:style>
   <w:style w:type="character" w:styleId="Hyperlink">
     <w:name w:val="Hyperlink"/>
-    <w:basedOn w:val="Absatz-Standardschriftart"/>
+    <w:basedOn w:val="DefaultParagraphFont"/>
     <w:uiPriority w:val="99"/>
     <w:unhideWhenUsed/>
     <w:rsid w:val="00442BF3"/>
@@ -3220,9 +3266,9 @@
       <w:u w:val="single"/>
     </w:rPr>
   </w:style>
-  <w:style w:type="character" w:styleId="NichtaufgelsteErwhnung">
+  <w:style w:type="character" w:styleId="UnresolvedMention">
     <w:name w:val="Unresolved Mention"/>
-    <w:basedOn w:val="Absatz-Standardschriftart"/>
+    <w:basedOn w:val="DefaultParagraphFont"/>
     <w:uiPriority w:val="99"/>
     <w:semiHidden/>
     <w:unhideWhenUsed/>
@@ -3230,6 +3276,18 @@
     <w:rPr>
       <w:color w:val="605E5C"/>
       <w:shd w:val="clear" w:color="auto" w:fill="E1DFDD"/>
+    </w:rPr>
+  </w:style>
+  <w:style w:type="character" w:styleId="FollowedHyperlink">
+    <w:name w:val="FollowedHyperlink"/>
+    <w:basedOn w:val="DefaultParagraphFont"/>
+    <w:uiPriority w:val="99"/>
+    <w:semiHidden/>
+    <w:unhideWhenUsed/>
+    <w:rsid w:val="00E61BF6"/>
+    <w:rPr>
+      <w:color w:val="96607D" w:themeColor="followedHyperlink"/>
+      <w:u w:val="single"/>
     </w:rPr>
   </w:style>
 </w:styles>
